--- a/5. Project Development Phase/Snowflake/Code & Solution.docx
+++ b/5. Project Development Phase/Snowflake/Code & Solution.docx
@@ -100,7 +100,7 @@
                 <w:rFonts w:ascii="Arial" w:cs="Arial" w:eastAsia="Arial" w:hAnsi="Arial"/>
                 <w:rtl w:val="0"/>
               </w:rPr>
-              <w:t xml:space="preserve">24 September 2026</w:t>
+              <w:t xml:space="preserve">24 October 2026</w:t>
             </w:r>
           </w:p>
         </w:tc>
@@ -140,7 +140,7 @@
                 <w:rFonts w:ascii="Arial" w:cs="Arial" w:eastAsia="Arial" w:hAnsi="Arial"/>
                 <w:rtl w:val="0"/>
               </w:rPr>
-              <w:t xml:space="preserve">PNT2022TMIDxxxxxx</w:t>
+              <w:t xml:space="preserve">EN25CS3010138</w:t>
             </w:r>
           </w:p>
         </w:tc>
@@ -177,10 +177,16 @@
             </w:pPr>
             <w:r>
               <w:rPr>
-                <w:rFonts w:ascii="Arial" w:cs="Arial" w:eastAsia="Arial" w:hAnsi="Arial"/>
+                <w:rFonts w:ascii="Calibri" w:cs="Calibri" w:eastAsia="Calibri" w:hAnsi="Calibri"/>
+                <w:color w:val="0a0a0a"/>
                 <w:rtl w:val="0"/>
               </w:rPr>
-              <w:t xml:space="preserve">Project Title</w:t>
+              <w:t xml:space="preserve">Electric Vehicle Market Performance &amp; Insights</w:t>
+            </w:r>
+            <w:r>
+              <w:rPr>
+                <w:rtl w:val="0"/>
+              </w:rPr>
             </w:r>
           </w:p>
         </w:tc>
@@ -311,6 +317,11 @@
         </w:rPr>
         <w:t xml:space="preserve">Ensure SQL scripts are well-structured, clearly organized, and follow appropriate SQL practices.</w:t>
       </w:r>
+      <w:r>
+        <w:rPr>
+          <w:rtl w:val="0"/>
+        </w:rPr>
+      </w:r>
     </w:p>
     <w:p>
       <w:pPr>
@@ -354,6 +365,11 @@
         </w:rPr>
         <w:t xml:space="preserve">The solution should address the project requirements through the required data preparation and transformation steps.</w:t>
       </w:r>
+      <w:r>
+        <w:rPr>
+          <w:rtl w:val="0"/>
+        </w:rPr>
+      </w:r>
     </w:p>
     <w:p>
       <w:pPr>
@@ -397,6 +413,11 @@
         </w:rPr>
         <w:t xml:space="preserve">Include all SQL scripts, table/view definitions, and setup information needed to reproduce the solution.</w:t>
       </w:r>
+      <w:r>
+        <w:rPr>
+          <w:rtl w:val="0"/>
+        </w:rPr>
+      </w:r>
     </w:p>
     <w:p>
       <w:pPr>
@@ -439,6 +460,11 @@
           <w:rtl w:val="0"/>
         </w:rPr>
         <w:t xml:space="preserve">Provide evidence that the final Snowflake data is accurate, consistent, and ready for analysis.</w:t>
+      </w:r>
+      <w:r>
+        <w:rPr>
+          <w:rtl w:val="0"/>
+        </w:rPr>
       </w:r>
     </w:p>
     <w:p>
@@ -1242,12 +1268,12 @@
           <wp:extent cx="864691" cy="395288"/>
           <wp:effectExtent b="0" l="0" r="0" t="0"/>
           <wp:wrapNone/>
-          <wp:docPr id="1" name="image2.png"/>
+          <wp:docPr id="3" name="image1.png"/>
           <a:graphic>
             <a:graphicData uri="http://schemas.openxmlformats.org/drawingml/2006/picture">
               <pic:pic>
                 <pic:nvPicPr>
-                  <pic:cNvPr id="0" name="image2.png"/>
+                  <pic:cNvPr id="0" name="image1.png"/>
                   <pic:cNvPicPr preferRelativeResize="0"/>
                 </pic:nvPicPr>
                 <pic:blipFill>
@@ -1285,12 +1311,12 @@
           <wp:extent cx="1376363" cy="589870"/>
           <wp:effectExtent b="0" l="0" r="0" t="0"/>
           <wp:wrapNone/>
-          <wp:docPr id="2" name="image1.png"/>
+          <wp:docPr id="4" name="image2.png"/>
           <a:graphic>
             <a:graphicData uri="http://schemas.openxmlformats.org/drawingml/2006/picture">
               <pic:pic>
                 <pic:nvPicPr>
-                  <pic:cNvPr id="0" name="image1.png"/>
+                  <pic:cNvPr id="0" name="image2.png"/>
                   <pic:cNvPicPr preferRelativeResize="0"/>
                 </pic:nvPicPr>
                 <pic:blipFill>
@@ -1571,6 +1597,20 @@
       <w:szCs w:val="52"/>
     </w:rPr>
   </w:style>
+  <w:style w:type="table" w:styleId="TableNormal" w:default="1">
+    <w:name w:val="TableNormal"/>
+    <w:tblPr>
+      <w:tblCellMar>
+        <w:top w:w="100.0" w:type="dxa"/>
+        <w:left w:w="100.0" w:type="dxa"/>
+        <w:bottom w:w="100.0" w:type="dxa"/>
+        <w:right w:w="100.0" w:type="dxa"/>
+      </w:tblCellMar>
+    </w:tblPr>
+  </w:style>
+  <w:style w:type="paragraph" w:styleId="Normal" w:default="1">
+    <w:name w:val="normal"/>
+  </w:style>
   <w:style w:type="paragraph" w:styleId="Header">
     <w:name w:val="header"/>
     <w:basedOn w:val="Normal"/>
@@ -13067,6 +13107,54 @@
         <w:shd w:color="auto" w:fill="fbcaa2" w:themeFill="accent6" w:themeFillTint="00007F" w:val="clear"/>
       </w:tcPr>
     </w:tblStylePr>
+  </w:style>
+  <w:style w:type="table" w:styleId="Table1">
+    <w:basedOn w:val="TableNormal"/>
+    <w:pPr>
+      <w:spacing w:after="0" w:line="240" w:lineRule="auto"/>
+    </w:pPr>
+    <w:tblPr>
+      <w:tblStyleRowBandSize w:val="1"/>
+      <w:tblStyleColBandSize w:val="1"/>
+      <w:tblCellMar>
+        <w:top w:w="0.0" w:type="dxa"/>
+        <w:left w:w="108.0" w:type="dxa"/>
+        <w:bottom w:w="0.0" w:type="dxa"/>
+        <w:right w:w="108.0" w:type="dxa"/>
+      </w:tblCellMar>
+    </w:tblPr>
+  </w:style>
+  <w:style w:type="table" w:styleId="Table2">
+    <w:basedOn w:val="TableNormal"/>
+    <w:pPr>
+      <w:spacing w:after="0" w:line="240" w:lineRule="auto"/>
+    </w:pPr>
+    <w:tblPr>
+      <w:tblStyleRowBandSize w:val="1"/>
+      <w:tblStyleColBandSize w:val="1"/>
+      <w:tblCellMar>
+        <w:top w:w="0.0" w:type="dxa"/>
+        <w:left w:w="108.0" w:type="dxa"/>
+        <w:bottom w:w="0.0" w:type="dxa"/>
+        <w:right w:w="108.0" w:type="dxa"/>
+      </w:tblCellMar>
+    </w:tblPr>
+  </w:style>
+  <w:style w:type="table" w:styleId="Table3">
+    <w:basedOn w:val="TableNormal"/>
+    <w:pPr>
+      <w:spacing w:after="0" w:line="240" w:lineRule="auto"/>
+    </w:pPr>
+    <w:tblPr>
+      <w:tblStyleRowBandSize w:val="1"/>
+      <w:tblStyleColBandSize w:val="1"/>
+      <w:tblCellMar>
+        <w:top w:w="0.0" w:type="dxa"/>
+        <w:left w:w="108.0" w:type="dxa"/>
+        <w:bottom w:w="0.0" w:type="dxa"/>
+        <w:right w:w="108.0" w:type="dxa"/>
+      </w:tblCellMar>
+    </w:tblPr>
   </w:style>
   <w:style w:type="paragraph" w:styleId="Subtitle">
     <w:name w:val="Subtitle"/>
@@ -13455,7 +13543,7 @@
 
 <file path=customXML/item1.xml><?xml version="1.0" encoding="utf-8"?>
 <go:gDocsCustomXmlDataStorage xmlns:go="http://customooxmlschemas.google.com/" xmlns:r="http://schemas.openxmlformats.org/officeDocument/2006/relationships" uri="GoogleDocsCustomDataVersion2">
-  <go:docsCustomData xmlns:go="http://customooxmlschemas.google.com/" roundtripDataSignature="AMtx7mjeh8MdI4gwjAOl3I7efN9gy8ggNA==">CgMxLjA4AHIhMUFjZFk5aGdWRlU1UmJKQldmOU1PMDkwT0t6VHdkTzdf</go:docsCustomData>
+  <go:docsCustomData xmlns:go="http://customooxmlschemas.google.com/" roundtripDataSignature="AMtx7mjLd0IVJ3dQrIxM1QMpeL45O3XuDQ==">CgMxLjA4AHIhMWV3QzM3V0h1NjFpLUF5R2xQMWcyYlktMGFOU0J1OTQ3</go:docsCustomData>
 </go:gDocsCustomXmlDataStorage>
 </file>
 
